--- a/templates/Протокол.docx
+++ b/templates/Протокол.docx
@@ -59,14 +59,7 @@
         <w:rPr>
           <w:rFonts w:ascii="Times New Roman" w:hAnsi="Times New Roman" w:cs="Times New Roman"/>
         </w:rPr>
-        <w:t xml:space="preserve">Дата </w:t>
-      </w:r>
-      <w:proofErr w:type="gramStart"/>
-      <w:r>
-        <w:rPr>
-          <w:rFonts w:ascii="Times New Roman" w:hAnsi="Times New Roman" w:cs="Times New Roman"/>
-        </w:rPr>
-        <w:t>проверки</w:t>
+        <w:t>Дата проверки</w:t>
       </w:r>
       <w:r>
         <w:rPr>
@@ -84,21 +77,76 @@
         <w:rPr>
           <w:rFonts w:ascii="Times New Roman" w:hAnsi="Times New Roman" w:cs="Times New Roman"/>
         </w:rPr>
+        <w:t xml:space="preserve">         </w:t>
+      </w:r>
+      <w:r>
+        <w:rPr>
+          <w:rFonts w:ascii="Times New Roman" w:hAnsi="Times New Roman" w:cs="Times New Roman"/>
+          <w:u w:val="single"/>
+        </w:rPr>
+        <w:t>{Дата}</w:t>
+      </w:r>
+      <w:r>
+        <w:rPr>
+          <w:rFonts w:ascii="Times New Roman" w:hAnsi="Times New Roman" w:cs="Times New Roman"/>
+        </w:rPr>
+        <w:t xml:space="preserve"> </w:t>
+      </w:r>
+    </w:p>
+    <w:p>
+      <w:pPr>
+        <w:spacing w:after="0" w:line="240" w:lineRule="auto"/>
+        <w:contextualSpacing/>
+        <w:rPr>
+          <w:rFonts w:ascii="Times New Roman" w:hAnsi="Times New Roman" w:cs="Times New Roman"/>
+        </w:rPr>
+      </w:pPr>
+      <w:r>
+        <w:rPr>
+          <w:rFonts w:ascii="Times New Roman" w:hAnsi="Times New Roman" w:cs="Times New Roman"/>
+        </w:rPr>
+        <w:t>Причина проверки</w:t>
+      </w:r>
+      <w:r>
+        <w:rPr>
+          <w:rFonts w:ascii="Times New Roman" w:hAnsi="Times New Roman" w:cs="Times New Roman"/>
+        </w:rPr>
+        <w:t>:</w:t>
+      </w:r>
+      <w:r>
+        <w:rPr>
+          <w:rFonts w:ascii="Times New Roman" w:hAnsi="Times New Roman" w:cs="Times New Roman"/>
+        </w:rPr>
+        <w:t xml:space="preserve"> </w:t>
+      </w:r>
+      <w:r>
+        <w:rPr>
+          <w:rFonts w:ascii="Times New Roman" w:hAnsi="Times New Roman" w:cs="Times New Roman"/>
+        </w:rPr>
         <w:t xml:space="preserve">  </w:t>
       </w:r>
-      <w:proofErr w:type="gramEnd"/>
-      <w:r>
-        <w:rPr>
-          <w:rFonts w:ascii="Times New Roman" w:hAnsi="Times New Roman" w:cs="Times New Roman"/>
-        </w:rPr>
-        <w:t xml:space="preserve">       </w:t>
-      </w:r>
-      <w:r>
-        <w:rPr>
-          <w:rFonts w:ascii="Times New Roman" w:hAnsi="Times New Roman" w:cs="Times New Roman"/>
-          <w:u w:val="single"/>
-        </w:rPr>
-        <w:t>{Дата}</w:t>
+      <w:r>
+        <w:rPr>
+          <w:rFonts w:ascii="Times New Roman" w:hAnsi="Times New Roman" w:cs="Times New Roman"/>
+          <w:u w:val="single"/>
+        </w:rPr>
+        <w:t>{Причина}</w:t>
+      </w:r>
+    </w:p>
+    <w:p>
+      <w:pPr>
+        <w:spacing w:after="0" w:line="240" w:lineRule="auto"/>
+        <w:contextualSpacing/>
+        <w:rPr>
+          <w:rFonts w:ascii="Times New Roman" w:hAnsi="Times New Roman" w:cs="Times New Roman"/>
+          <w:u w:val="single"/>
+        </w:rPr>
+      </w:pPr>
+      <w:r>
+        <w:rPr>
+          <w:rFonts w:ascii="Times New Roman" w:hAnsi="Times New Roman" w:cs="Times New Roman"/>
+        </w:rPr>
+        <w:t>Комиссия</w:t>
       </w:r>
       <w:r>
         <w:rPr>
@@ -106,111 +154,12 @@
         </w:rPr>
         <w:t xml:space="preserve"> </w:t>
       </w:r>
-    </w:p>
-    <w:p>
-      <w:pPr>
-        <w:spacing w:after="0" w:line="240" w:lineRule="auto"/>
-        <w:contextualSpacing/>
-        <w:rPr>
-          <w:rFonts w:ascii="Times New Roman" w:hAnsi="Times New Roman" w:cs="Times New Roman"/>
-        </w:rPr>
-      </w:pPr>
-      <w:r>
-        <w:rPr>
-          <w:rFonts w:ascii="Times New Roman" w:hAnsi="Times New Roman" w:cs="Times New Roman"/>
-        </w:rPr>
-        <w:t xml:space="preserve">Причина </w:t>
-      </w:r>
-      <w:proofErr w:type="gramStart"/>
-      <w:r>
-        <w:rPr>
-          <w:rFonts w:ascii="Times New Roman" w:hAnsi="Times New Roman" w:cs="Times New Roman"/>
-        </w:rPr>
-        <w:t>проверки</w:t>
-      </w:r>
-      <w:r>
-        <w:rPr>
-          <w:rFonts w:ascii="Times New Roman" w:hAnsi="Times New Roman" w:cs="Times New Roman"/>
-        </w:rPr>
-        <w:t>:</w:t>
-      </w:r>
-      <w:r>
-        <w:rPr>
-          <w:rFonts w:ascii="Times New Roman" w:hAnsi="Times New Roman" w:cs="Times New Roman"/>
-        </w:rPr>
-        <w:t xml:space="preserve"> </w:t>
-      </w:r>
-      <w:r>
-        <w:rPr>
-          <w:rFonts w:ascii="Times New Roman" w:hAnsi="Times New Roman" w:cs="Times New Roman"/>
-        </w:rPr>
-        <w:t xml:space="preserve">  </w:t>
-      </w:r>
-      <w:proofErr w:type="gramEnd"/>
-      <w:r>
-        <w:rPr>
-          <w:rFonts w:ascii="Times New Roman" w:hAnsi="Times New Roman" w:cs="Times New Roman"/>
-          <w:u w:val="single"/>
-        </w:rPr>
-        <w:t>{</w:t>
-      </w:r>
-      <w:r>
-        <w:rPr>
-          <w:rFonts w:ascii="Times New Roman" w:hAnsi="Times New Roman" w:cs="Times New Roman"/>
-          <w:u w:val="single"/>
-        </w:rPr>
-        <w:t>Причина</w:t>
-      </w:r>
-      <w:r>
-        <w:rPr>
-          <w:rFonts w:ascii="Times New Roman" w:hAnsi="Times New Roman" w:cs="Times New Roman"/>
-          <w:u w:val="single"/>
-        </w:rPr>
-        <w:t>}</w:t>
-      </w:r>
-    </w:p>
-    <w:p>
-      <w:pPr>
-        <w:spacing w:after="0" w:line="240" w:lineRule="auto"/>
-        <w:contextualSpacing/>
-        <w:rPr>
-          <w:rFonts w:ascii="Times New Roman" w:hAnsi="Times New Roman" w:cs="Times New Roman"/>
-          <w:u w:val="single"/>
-        </w:rPr>
-      </w:pPr>
-      <w:r>
-        <w:rPr>
-          <w:rFonts w:ascii="Times New Roman" w:hAnsi="Times New Roman" w:cs="Times New Roman"/>
-        </w:rPr>
-        <w:t>Комиссия</w:t>
-      </w:r>
-      <w:r>
-        <w:rPr>
-          <w:rFonts w:ascii="Times New Roman" w:hAnsi="Times New Roman" w:cs="Times New Roman"/>
-          <w:lang w:val="en-US"/>
-        </w:rPr>
-        <w:t xml:space="preserve"> </w:t>
-      </w:r>
-      <w:r>
-        <w:rPr>
-          <w:rFonts w:ascii="Times New Roman" w:hAnsi="Times New Roman" w:cs="Times New Roman"/>
-          <w:u w:val="single"/>
-        </w:rPr>
-        <w:t>{</w:t>
-      </w:r>
-      <w:r>
-        <w:rPr>
-          <w:rFonts w:ascii="Times New Roman" w:hAnsi="Times New Roman" w:cs="Times New Roman"/>
-          <w:u w:val="single"/>
-        </w:rPr>
-        <w:t>Комиссия</w:t>
-      </w:r>
-      <w:r>
-        <w:rPr>
-          <w:rFonts w:ascii="Times New Roman" w:hAnsi="Times New Roman" w:cs="Times New Roman"/>
-          <w:u w:val="single"/>
-        </w:rPr>
-        <w:t>}</w:t>
+      <w:r>
+        <w:rPr>
+          <w:rFonts w:ascii="Times New Roman" w:hAnsi="Times New Roman" w:cs="Times New Roman"/>
+          <w:u w:val="single"/>
+        </w:rPr>
+        <w:t>{Комиссия}</w:t>
       </w:r>
     </w:p>
     <w:p>
@@ -258,14 +207,7 @@
         <w:rPr>
           <w:rFonts w:ascii="Times New Roman" w:hAnsi="Times New Roman" w:cs="Times New Roman"/>
         </w:rPr>
-        <w:t xml:space="preserve">председатель </w:t>
-      </w:r>
-      <w:proofErr w:type="gramStart"/>
-      <w:r>
-        <w:rPr>
-          <w:rFonts w:ascii="Times New Roman" w:hAnsi="Times New Roman" w:cs="Times New Roman"/>
-        </w:rPr>
-        <w:t>комиссии</w:t>
+        <w:t>председатель комиссии</w:t>
       </w:r>
       <w:r>
         <w:rPr>
@@ -290,45 +232,14 @@
           <w:rFonts w:ascii="Times New Roman" w:hAnsi="Times New Roman" w:cs="Times New Roman"/>
           <w:u w:val="single"/>
         </w:rPr>
-        <w:t>{</w:t>
-      </w:r>
-      <w:proofErr w:type="spellStart"/>
-      <w:proofErr w:type="gramEnd"/>
-      <w:r>
-        <w:rPr>
-          <w:rFonts w:ascii="Times New Roman" w:hAnsi="Times New Roman" w:cs="Times New Roman"/>
-          <w:u w:val="single"/>
-        </w:rPr>
-        <w:t>Должность_ПК</w:t>
-      </w:r>
-      <w:proofErr w:type="spellEnd"/>
-      <w:r>
-        <w:rPr>
-          <w:rFonts w:ascii="Times New Roman" w:hAnsi="Times New Roman" w:cs="Times New Roman"/>
-          <w:u w:val="single"/>
-        </w:rPr>
-        <w:t xml:space="preserve">}, </w:t>
-      </w:r>
-      <w:r>
-        <w:rPr>
-          <w:rFonts w:ascii="Times New Roman" w:hAnsi="Times New Roman" w:cs="Times New Roman"/>
-          <w:u w:val="single"/>
-        </w:rPr>
-        <w:t>{</w:t>
-      </w:r>
-      <w:r>
-        <w:rPr>
-          <w:rFonts w:ascii="Times New Roman" w:hAnsi="Times New Roman" w:cs="Times New Roman"/>
-          <w:u w:val="single"/>
-        </w:rPr>
-        <w:t>ПК</w:t>
-      </w:r>
-      <w:r>
-        <w:rPr>
-          <w:rFonts w:ascii="Times New Roman" w:hAnsi="Times New Roman" w:cs="Times New Roman"/>
-          <w:u w:val="single"/>
-        </w:rPr>
-        <w:t>}</w:t>
+        <w:t xml:space="preserve">{Должность_ПК}, </w:t>
+      </w:r>
+      <w:r>
+        <w:rPr>
+          <w:rFonts w:ascii="Times New Roman" w:hAnsi="Times New Roman" w:cs="Times New Roman"/>
+          <w:u w:val="single"/>
+        </w:rPr>
+        <w:t>{ПК}</w:t>
       </w:r>
     </w:p>
     <w:p>
@@ -396,29 +307,114 @@
           <w:rFonts w:ascii="Times New Roman" w:hAnsi="Times New Roman" w:cs="Times New Roman"/>
           <w:u w:val="single"/>
         </w:rPr>
-        <w:t>{Должность_</w:t>
-      </w:r>
-      <w:r>
-        <w:rPr>
-          <w:rFonts w:ascii="Times New Roman" w:hAnsi="Times New Roman" w:cs="Times New Roman"/>
-          <w:u w:val="single"/>
-        </w:rPr>
-        <w:t>ЧК_1</w:t>
-      </w:r>
-      <w:proofErr w:type="gramStart"/>
-      <w:r>
-        <w:rPr>
-          <w:rFonts w:ascii="Times New Roman" w:hAnsi="Times New Roman" w:cs="Times New Roman"/>
-          <w:u w:val="single"/>
-        </w:rPr>
-        <w:t>}</w:t>
-      </w:r>
-      <w:r>
-        <w:rPr>
-          <w:rFonts w:ascii="Times New Roman" w:hAnsi="Times New Roman" w:cs="Times New Roman"/>
-          <w:u w:val="single"/>
-        </w:rPr>
-        <w:t>,</w:t>
+        <w:t>{Должность_ЧК_1},</w:t>
+      </w:r>
+      <w:r>
+        <w:rPr>
+          <w:rFonts w:ascii="Times New Roman" w:hAnsi="Times New Roman" w:cs="Times New Roman"/>
+          <w:u w:val="single"/>
+        </w:rPr>
+        <w:t>{ЧК_1}</w:t>
+      </w:r>
+    </w:p>
+    <w:p>
+      <w:pPr>
+        <w:spacing w:after="0" w:line="240" w:lineRule="auto"/>
+        <w:contextualSpacing/>
+        <w:rPr>
+          <w:rFonts w:ascii="Times New Roman" w:hAnsi="Times New Roman" w:cs="Times New Roman"/>
+          <w:u w:val="single"/>
+        </w:rPr>
+      </w:pPr>
+      <w:r>
+        <w:rPr>
+          <w:rFonts w:ascii="Times New Roman" w:hAnsi="Times New Roman" w:cs="Times New Roman"/>
+        </w:rPr>
+        <w:t xml:space="preserve">  </w:t>
+      </w:r>
+      <w:r>
+        <w:rPr>
+          <w:rFonts w:ascii="Times New Roman" w:hAnsi="Times New Roman" w:cs="Times New Roman"/>
+          <w:u w:val="single"/>
+        </w:rPr>
+        <w:t>{Должность_ЧК_2},{ЧК_2}</w:t>
+      </w:r>
+    </w:p>
+    <w:p>
+      <w:pPr>
+        <w:spacing w:after="0" w:line="240" w:lineRule="auto"/>
+        <w:contextualSpacing/>
+        <w:rPr>
+          <w:rFonts w:ascii="Times New Roman" w:hAnsi="Times New Roman" w:cs="Times New Roman"/>
+          <w:u w:val="single"/>
+        </w:rPr>
+      </w:pPr>
+      <w:r>
+        <w:rPr>
+          <w:rFonts w:ascii="Times New Roman" w:hAnsi="Times New Roman" w:cs="Times New Roman"/>
+        </w:rPr>
+        <w:t xml:space="preserve">  </w:t>
+      </w:r>
+      <w:r>
+        <w:rPr>
+          <w:rFonts w:ascii="Times New Roman" w:hAnsi="Times New Roman" w:cs="Times New Roman"/>
+          <w:u w:val="single"/>
+        </w:rPr>
+        <w:t>{Должность_ЧК_3},{ЧК_3}</w:t>
+      </w:r>
+    </w:p>
+    <w:p>
+      <w:pPr>
+        <w:spacing w:after="0" w:line="240" w:lineRule="auto"/>
+        <w:contextualSpacing/>
+        <w:rPr>
+          <w:rFonts w:ascii="Times New Roman" w:hAnsi="Times New Roman" w:cs="Times New Roman"/>
+        </w:rPr>
+      </w:pPr>
+      <w:r>
+        <w:rPr>
+          <w:rFonts w:ascii="Times New Roman" w:hAnsi="Times New Roman" w:cs="Times New Roman"/>
+        </w:rPr>
+        <w:t>провела проверку знаний нормативных документов, инструкций</w:t>
+      </w:r>
+      <w:r>
+        <w:rPr>
+          <w:rFonts w:ascii="Times New Roman" w:hAnsi="Times New Roman" w:cs="Times New Roman"/>
+        </w:rPr>
+        <w:t>:</w:t>
+      </w:r>
+      <w:r>
+        <w:rPr>
+          <w:rFonts w:ascii="Times New Roman" w:hAnsi="Times New Roman" w:cs="Times New Roman"/>
+        </w:rPr>
+        <w:t xml:space="preserve"> (указать</w:t>
+      </w:r>
+    </w:p>
+    <w:p>
+      <w:pPr>
+        <w:spacing w:after="0" w:line="240" w:lineRule="auto"/>
+        <w:contextualSpacing/>
+        <w:rPr>
+          <w:rFonts w:ascii="Times New Roman" w:hAnsi="Times New Roman" w:cs="Times New Roman"/>
+        </w:rPr>
+      </w:pPr>
+      <w:r>
+        <w:rPr>
+          <w:rFonts w:ascii="Times New Roman" w:hAnsi="Times New Roman" w:cs="Times New Roman"/>
+        </w:rPr>
+        <w:t>наименования)</w:t>
+      </w:r>
+      <w:r>
+        <w:rPr>
+          <w:rFonts w:ascii="Times New Roman" w:hAnsi="Times New Roman" w:cs="Times New Roman"/>
+        </w:rPr>
+        <w:t>:</w:t>
+      </w:r>
+      <w:r>
+        <w:rPr>
+          <w:rFonts w:ascii="Times New Roman" w:hAnsi="Times New Roman" w:cs="Times New Roman"/>
+        </w:rPr>
+        <w:t xml:space="preserve"> </w:t>
       </w:r>
       <w:r>
         <w:rPr>
@@ -427,205 +423,6 @@
         </w:rPr>
         <w:t>{</w:t>
       </w:r>
-      <w:proofErr w:type="gramEnd"/>
-      <w:r>
-        <w:rPr>
-          <w:rFonts w:ascii="Times New Roman" w:hAnsi="Times New Roman" w:cs="Times New Roman"/>
-          <w:u w:val="single"/>
-        </w:rPr>
-        <w:t>ЧК_1</w:t>
-      </w:r>
-      <w:r>
-        <w:rPr>
-          <w:rFonts w:ascii="Times New Roman" w:hAnsi="Times New Roman" w:cs="Times New Roman"/>
-          <w:u w:val="single"/>
-        </w:rPr>
-        <w:t>}</w:t>
-      </w:r>
-    </w:p>
-    <w:p>
-      <w:pPr>
-        <w:spacing w:after="0" w:line="240" w:lineRule="auto"/>
-        <w:contextualSpacing/>
-        <w:rPr>
-          <w:rFonts w:ascii="Times New Roman" w:hAnsi="Times New Roman" w:cs="Times New Roman"/>
-          <w:u w:val="single"/>
-        </w:rPr>
-      </w:pPr>
-      <w:r>
-        <w:rPr>
-          <w:rFonts w:ascii="Times New Roman" w:hAnsi="Times New Roman" w:cs="Times New Roman"/>
-        </w:rPr>
-        <w:t xml:space="preserve">  </w:t>
-      </w:r>
-      <w:r>
-        <w:rPr>
-          <w:rFonts w:ascii="Times New Roman" w:hAnsi="Times New Roman" w:cs="Times New Roman"/>
-          <w:u w:val="single"/>
-        </w:rPr>
-        <w:t>{Должность_ЧК_</w:t>
-      </w:r>
-      <w:r>
-        <w:rPr>
-          <w:rFonts w:ascii="Times New Roman" w:hAnsi="Times New Roman" w:cs="Times New Roman"/>
-          <w:u w:val="single"/>
-        </w:rPr>
-        <w:t>2</w:t>
-      </w:r>
-      <w:proofErr w:type="gramStart"/>
-      <w:r>
-        <w:rPr>
-          <w:rFonts w:ascii="Times New Roman" w:hAnsi="Times New Roman" w:cs="Times New Roman"/>
-          <w:u w:val="single"/>
-        </w:rPr>
-        <w:t>},{</w:t>
-      </w:r>
-      <w:proofErr w:type="gramEnd"/>
-      <w:r>
-        <w:rPr>
-          <w:rFonts w:ascii="Times New Roman" w:hAnsi="Times New Roman" w:cs="Times New Roman"/>
-          <w:u w:val="single"/>
-        </w:rPr>
-        <w:t>ЧК_</w:t>
-      </w:r>
-      <w:r>
-        <w:rPr>
-          <w:rFonts w:ascii="Times New Roman" w:hAnsi="Times New Roman" w:cs="Times New Roman"/>
-          <w:u w:val="single"/>
-        </w:rPr>
-        <w:t>2</w:t>
-      </w:r>
-      <w:r>
-        <w:rPr>
-          <w:rFonts w:ascii="Times New Roman" w:hAnsi="Times New Roman" w:cs="Times New Roman"/>
-          <w:u w:val="single"/>
-        </w:rPr>
-        <w:t>}</w:t>
-      </w:r>
-    </w:p>
-    <w:p>
-      <w:pPr>
-        <w:spacing w:after="0" w:line="240" w:lineRule="auto"/>
-        <w:contextualSpacing/>
-        <w:rPr>
-          <w:rFonts w:ascii="Times New Roman" w:hAnsi="Times New Roman" w:cs="Times New Roman"/>
-          <w:u w:val="single"/>
-        </w:rPr>
-      </w:pPr>
-      <w:r>
-        <w:rPr>
-          <w:rFonts w:ascii="Times New Roman" w:hAnsi="Times New Roman" w:cs="Times New Roman"/>
-        </w:rPr>
-        <w:t xml:space="preserve">  </w:t>
-      </w:r>
-      <w:r>
-        <w:rPr>
-          <w:rFonts w:ascii="Times New Roman" w:hAnsi="Times New Roman" w:cs="Times New Roman"/>
-          <w:u w:val="single"/>
-        </w:rPr>
-        <w:t>{Должность_ЧК_</w:t>
-      </w:r>
-      <w:r>
-        <w:rPr>
-          <w:rFonts w:ascii="Times New Roman" w:hAnsi="Times New Roman" w:cs="Times New Roman"/>
-          <w:u w:val="single"/>
-        </w:rPr>
-        <w:t>3</w:t>
-      </w:r>
-      <w:proofErr w:type="gramStart"/>
-      <w:r>
-        <w:rPr>
-          <w:rFonts w:ascii="Times New Roman" w:hAnsi="Times New Roman" w:cs="Times New Roman"/>
-          <w:u w:val="single"/>
-        </w:rPr>
-        <w:t>},{</w:t>
-      </w:r>
-      <w:proofErr w:type="gramEnd"/>
-      <w:r>
-        <w:rPr>
-          <w:rFonts w:ascii="Times New Roman" w:hAnsi="Times New Roman" w:cs="Times New Roman"/>
-          <w:u w:val="single"/>
-        </w:rPr>
-        <w:t>ЧК_</w:t>
-      </w:r>
-      <w:r>
-        <w:rPr>
-          <w:rFonts w:ascii="Times New Roman" w:hAnsi="Times New Roman" w:cs="Times New Roman"/>
-          <w:u w:val="single"/>
-        </w:rPr>
-        <w:t>3</w:t>
-      </w:r>
-      <w:r>
-        <w:rPr>
-          <w:rFonts w:ascii="Times New Roman" w:hAnsi="Times New Roman" w:cs="Times New Roman"/>
-          <w:u w:val="single"/>
-        </w:rPr>
-        <w:t>}</w:t>
-      </w:r>
-    </w:p>
-    <w:p>
-      <w:pPr>
-        <w:spacing w:after="0" w:line="240" w:lineRule="auto"/>
-        <w:contextualSpacing/>
-        <w:rPr>
-          <w:rFonts w:ascii="Times New Roman" w:hAnsi="Times New Roman" w:cs="Times New Roman"/>
-        </w:rPr>
-      </w:pPr>
-      <w:r>
-        <w:rPr>
-          <w:rFonts w:ascii="Times New Roman" w:hAnsi="Times New Roman" w:cs="Times New Roman"/>
-        </w:rPr>
-        <w:t>провела проверку знаний нормативных документов, инструкций</w:t>
-      </w:r>
-      <w:r>
-        <w:rPr>
-          <w:rFonts w:ascii="Times New Roman" w:hAnsi="Times New Roman" w:cs="Times New Roman"/>
-        </w:rPr>
-        <w:t>:</w:t>
-      </w:r>
-      <w:r>
-        <w:rPr>
-          <w:rFonts w:ascii="Times New Roman" w:hAnsi="Times New Roman" w:cs="Times New Roman"/>
-        </w:rPr>
-        <w:t xml:space="preserve"> (указать</w:t>
-      </w:r>
-    </w:p>
-    <w:p>
-      <w:pPr>
-        <w:spacing w:after="0" w:line="240" w:lineRule="auto"/>
-        <w:contextualSpacing/>
-        <w:rPr>
-          <w:rFonts w:ascii="Times New Roman" w:hAnsi="Times New Roman" w:cs="Times New Roman"/>
-          <w:lang w:val="en-US"/>
-        </w:rPr>
-      </w:pPr>
-      <w:r>
-        <w:rPr>
-          <w:rFonts w:ascii="Times New Roman" w:hAnsi="Times New Roman" w:cs="Times New Roman"/>
-        </w:rPr>
-        <w:t>наименования)</w:t>
-      </w:r>
-      <w:r>
-        <w:rPr>
-          <w:rFonts w:ascii="Times New Roman" w:hAnsi="Times New Roman" w:cs="Times New Roman"/>
-        </w:rPr>
-        <w:t>:</w:t>
-      </w:r>
-      <w:r>
-        <w:rPr>
-          <w:rFonts w:ascii="Times New Roman" w:hAnsi="Times New Roman" w:cs="Times New Roman"/>
-          <w:lang w:val="en-US"/>
-        </w:rPr>
-        <w:t xml:space="preserve"> </w:t>
-      </w:r>
-      <w:r>
-        <w:rPr>
-          <w:rFonts w:ascii="Times New Roman" w:hAnsi="Times New Roman" w:cs="Times New Roman"/>
-          <w:u w:val="single"/>
-          <w:lang w:val="en-US"/>
-        </w:rPr>
-        <w:t>{</w:t>
-      </w:r>
       <w:r>
         <w:rPr>
           <w:rFonts w:ascii="Times New Roman" w:hAnsi="Times New Roman" w:cs="Times New Roman"/>
@@ -637,7 +434,6 @@
         <w:rPr>
           <w:rFonts w:ascii="Times New Roman" w:hAnsi="Times New Roman" w:cs="Times New Roman"/>
           <w:u w:val="single"/>
-          <w:lang w:val="en-US"/>
         </w:rPr>
         <w:t>}</w:t>
       </w:r>
@@ -757,7 +553,6 @@
         </w:rPr>
         <w:t>{</w:t>
       </w:r>
-      <w:proofErr w:type="spellStart"/>
       <w:r>
         <w:rPr>
           <w:rFonts w:ascii="Times New Roman" w:hAnsi="Times New Roman" w:cs="Times New Roman"/>
@@ -779,7 +574,6 @@
         </w:rPr>
         <w:t>Работы</w:t>
       </w:r>
-      <w:proofErr w:type="spellEnd"/>
       <w:r>
         <w:rPr>
           <w:rFonts w:ascii="Times New Roman" w:hAnsi="Times New Roman" w:cs="Times New Roman"/>
@@ -796,7 +590,6 @@
           <w:rFonts w:ascii="Times New Roman" w:hAnsi="Times New Roman" w:cs="Times New Roman"/>
         </w:rPr>
       </w:pPr>
-      <w:proofErr w:type="gramStart"/>
       <w:r>
         <w:rPr>
           <w:rFonts w:ascii="Times New Roman" w:hAnsi="Times New Roman" w:cs="Times New Roman"/>
@@ -818,17 +611,8 @@
       <w:r>
         <w:rPr>
           <w:rFonts w:ascii="Times New Roman" w:hAnsi="Times New Roman" w:cs="Times New Roman"/>
-          <w:lang w:val="en-US"/>
-        </w:rPr>
-        <w:t xml:space="preserve">  </w:t>
-      </w:r>
-      <w:proofErr w:type="gramEnd"/>
-      <w:r>
-        <w:rPr>
-          <w:rFonts w:ascii="Times New Roman" w:hAnsi="Times New Roman" w:cs="Times New Roman"/>
-          <w:lang w:val="en-US"/>
-        </w:rPr>
-        <w:t xml:space="preserve">   </w:t>
+        </w:rPr>
+        <w:t xml:space="preserve">     </w:t>
       </w:r>
       <w:r>
         <w:rPr>
@@ -885,7 +669,6 @@
         </w:rPr>
         <w:t>{</w:t>
       </w:r>
-      <w:proofErr w:type="spellStart"/>
       <w:r>
         <w:rPr>
           <w:rFonts w:ascii="Times New Roman" w:hAnsi="Times New Roman" w:cs="Times New Roman"/>
@@ -893,7 +676,6 @@
         </w:rPr>
         <w:t>Дата_пред_проверки</w:t>
       </w:r>
-      <w:proofErr w:type="spellEnd"/>
       <w:r>
         <w:rPr>
           <w:rFonts w:ascii="Times New Roman" w:hAnsi="Times New Roman" w:cs="Times New Roman"/>
@@ -935,7 +717,6 @@
         </w:rPr>
         <w:t>{</w:t>
       </w:r>
-      <w:proofErr w:type="spellStart"/>
       <w:r>
         <w:rPr>
           <w:rFonts w:ascii="Times New Roman" w:hAnsi="Times New Roman" w:cs="Times New Roman"/>
@@ -943,7 +724,6 @@
         </w:rPr>
         <w:t>пред_оценка</w:t>
       </w:r>
-      <w:proofErr w:type="spellEnd"/>
       <w:r>
         <w:rPr>
           <w:rFonts w:ascii="Times New Roman" w:hAnsi="Times New Roman" w:cs="Times New Roman"/>
@@ -1007,7 +787,6 @@
         </w:rPr>
         <w:t>{</w:t>
       </w:r>
-      <w:proofErr w:type="spellStart"/>
       <w:r>
         <w:rPr>
           <w:rFonts w:ascii="Times New Roman" w:hAnsi="Times New Roman" w:cs="Times New Roman"/>
@@ -1015,7 +794,6 @@
         </w:rPr>
         <w:t>оценка_ЭБ</w:t>
       </w:r>
-      <w:proofErr w:type="spellEnd"/>
       <w:r>
         <w:rPr>
           <w:rFonts w:ascii="Times New Roman" w:hAnsi="Times New Roman" w:cs="Times New Roman"/>
@@ -1051,22 +829,13 @@
         </w:rPr>
         <w:t>{</w:t>
       </w:r>
-      <w:proofErr w:type="spellStart"/>
-      <w:r>
-        <w:rPr>
-          <w:rFonts w:ascii="Times New Roman" w:hAnsi="Times New Roman" w:cs="Times New Roman"/>
-          <w:u w:val="single"/>
-        </w:rPr>
-        <w:t>оценка_</w:t>
-      </w:r>
-      <w:r>
-        <w:rPr>
-          <w:rFonts w:ascii="Times New Roman" w:hAnsi="Times New Roman" w:cs="Times New Roman"/>
-          <w:u w:val="single"/>
-        </w:rPr>
-        <w:t>ОТ</w:t>
-      </w:r>
-      <w:proofErr w:type="spellEnd"/>
+      <w:r>
+        <w:rPr>
+          <w:rFonts w:ascii="Times New Roman" w:hAnsi="Times New Roman" w:cs="Times New Roman"/>
+          <w:u w:val="single"/>
+        </w:rPr>
+        <w:t>оценка_ОТ</w:t>
+      </w:r>
       <w:r>
         <w:rPr>
           <w:rFonts w:ascii="Times New Roman" w:hAnsi="Times New Roman" w:cs="Times New Roman"/>
@@ -1108,29 +877,13 @@
         </w:rPr>
         <w:t>{</w:t>
       </w:r>
-      <w:proofErr w:type="spellStart"/>
-      <w:r>
-        <w:rPr>
-          <w:rFonts w:ascii="Times New Roman" w:hAnsi="Times New Roman" w:cs="Times New Roman"/>
-          <w:u w:val="single"/>
-        </w:rPr>
-        <w:t>оценка_</w:t>
-      </w:r>
-      <w:r>
-        <w:rPr>
-          <w:rFonts w:ascii="Times New Roman" w:hAnsi="Times New Roman" w:cs="Times New Roman"/>
-          <w:u w:val="single"/>
-        </w:rPr>
-        <w:t>П</w:t>
-      </w:r>
-      <w:r>
-        <w:rPr>
-          <w:rFonts w:ascii="Times New Roman" w:hAnsi="Times New Roman" w:cs="Times New Roman"/>
-          <w:u w:val="single"/>
-        </w:rPr>
-        <w:t>Б</w:t>
-      </w:r>
-      <w:proofErr w:type="spellEnd"/>
+      <w:r>
+        <w:rPr>
+          <w:rFonts w:ascii="Times New Roman" w:hAnsi="Times New Roman" w:cs="Times New Roman"/>
+          <w:u w:val="single"/>
+        </w:rPr>
+        <w:t>оценка_ПБ</w:t>
+      </w:r>
       <w:r>
         <w:rPr>
           <w:rFonts w:ascii="Times New Roman" w:hAnsi="Times New Roman" w:cs="Times New Roman"/>
@@ -1172,29 +925,13 @@
         </w:rPr>
         <w:t>{</w:t>
       </w:r>
-      <w:proofErr w:type="spellStart"/>
-      <w:r>
-        <w:rPr>
-          <w:rFonts w:ascii="Times New Roman" w:hAnsi="Times New Roman" w:cs="Times New Roman"/>
-          <w:u w:val="single"/>
-        </w:rPr>
-        <w:t>другие</w:t>
-      </w:r>
-      <w:r>
-        <w:rPr>
-          <w:rFonts w:ascii="Times New Roman" w:hAnsi="Times New Roman" w:cs="Times New Roman"/>
-          <w:u w:val="single"/>
-        </w:rPr>
-        <w:t>_</w:t>
-      </w:r>
-      <w:r>
-        <w:rPr>
-          <w:rFonts w:ascii="Times New Roman" w:hAnsi="Times New Roman" w:cs="Times New Roman"/>
-          <w:u w:val="single"/>
-        </w:rPr>
-        <w:t>ИОТ</w:t>
-      </w:r>
-      <w:proofErr w:type="spellEnd"/>
+      <w:r>
+        <w:rPr>
+          <w:rFonts w:ascii="Times New Roman" w:hAnsi="Times New Roman" w:cs="Times New Roman"/>
+          <w:u w:val="single"/>
+        </w:rPr>
+        <w:t>другие_ИОТ</w:t>
+      </w:r>
       <w:r>
         <w:rPr>
           <w:rFonts w:ascii="Times New Roman" w:hAnsi="Times New Roman" w:cs="Times New Roman"/>
@@ -1316,80 +1053,62 @@
           <w:rFonts w:ascii="Times New Roman" w:hAnsi="Times New Roman" w:cs="Times New Roman"/>
           <w:u w:val="single"/>
         </w:rPr>
+        <w:t>{Группа_ЭБ}</w:t>
+      </w:r>
+    </w:p>
+    <w:p>
+      <w:pPr>
+        <w:spacing w:after="0" w:line="240" w:lineRule="auto"/>
+        <w:contextualSpacing/>
+        <w:rPr>
+          <w:rFonts w:ascii="Times New Roman" w:hAnsi="Times New Roman" w:cs="Times New Roman"/>
+        </w:rPr>
+      </w:pPr>
+      <w:r>
+        <w:rPr>
+          <w:rFonts w:ascii="Times New Roman" w:hAnsi="Times New Roman" w:cs="Times New Roman"/>
+        </w:rPr>
+        <w:t>продолжительность дублирования (указывается для диспетчерского,</w:t>
+      </w:r>
+    </w:p>
+    <w:p>
+      <w:pPr>
+        <w:spacing w:after="0" w:line="240" w:lineRule="auto"/>
+        <w:contextualSpacing/>
+        <w:rPr>
+          <w:rFonts w:ascii="Times New Roman" w:hAnsi="Times New Roman" w:cs="Times New Roman"/>
+        </w:rPr>
+      </w:pPr>
+      <w:r>
+        <w:rPr>
+          <w:rFonts w:ascii="Times New Roman" w:hAnsi="Times New Roman" w:cs="Times New Roman"/>
+        </w:rPr>
+        <w:t>оперативного и оперативно-ремонтного персонала)</w:t>
+      </w:r>
+      <w:r>
+        <w:rPr>
+          <w:rFonts w:ascii="Times New Roman" w:hAnsi="Times New Roman" w:cs="Times New Roman"/>
+        </w:rPr>
+        <w:t>:</w:t>
+      </w:r>
+      <w:r>
+        <w:rPr>
+          <w:rFonts w:ascii="Times New Roman" w:hAnsi="Times New Roman" w:cs="Times New Roman"/>
+        </w:rPr>
+        <w:t xml:space="preserve"> </w:t>
+      </w:r>
+      <w:r>
+        <w:rPr>
+          <w:rFonts w:ascii="Times New Roman" w:hAnsi="Times New Roman" w:cs="Times New Roman"/>
+        </w:rPr>
         <w:t>{</w:t>
       </w:r>
-      <w:proofErr w:type="spellStart"/>
-      <w:r>
-        <w:rPr>
-          <w:rFonts w:ascii="Times New Roman" w:hAnsi="Times New Roman" w:cs="Times New Roman"/>
-          <w:u w:val="single"/>
-        </w:rPr>
-        <w:t>Группа_ЭБ</w:t>
-      </w:r>
-      <w:proofErr w:type="spellEnd"/>
-      <w:r>
-        <w:rPr>
-          <w:rFonts w:ascii="Times New Roman" w:hAnsi="Times New Roman" w:cs="Times New Roman"/>
-          <w:u w:val="single"/>
-        </w:rPr>
-        <w:t>}</w:t>
-      </w:r>
-    </w:p>
-    <w:p>
-      <w:pPr>
-        <w:spacing w:after="0" w:line="240" w:lineRule="auto"/>
-        <w:contextualSpacing/>
-        <w:rPr>
-          <w:rFonts w:ascii="Times New Roman" w:hAnsi="Times New Roman" w:cs="Times New Roman"/>
-        </w:rPr>
-      </w:pPr>
-      <w:r>
-        <w:rPr>
-          <w:rFonts w:ascii="Times New Roman" w:hAnsi="Times New Roman" w:cs="Times New Roman"/>
-        </w:rPr>
-        <w:t>продолжительность дублирования (указывается для диспетчерского,</w:t>
-      </w:r>
-    </w:p>
-    <w:p>
-      <w:pPr>
-        <w:spacing w:after="0" w:line="240" w:lineRule="auto"/>
-        <w:contextualSpacing/>
-        <w:rPr>
-          <w:rFonts w:ascii="Times New Roman" w:hAnsi="Times New Roman" w:cs="Times New Roman"/>
-        </w:rPr>
-      </w:pPr>
-      <w:r>
-        <w:rPr>
-          <w:rFonts w:ascii="Times New Roman" w:hAnsi="Times New Roman" w:cs="Times New Roman"/>
-        </w:rPr>
-        <w:t>оперативного и оперативно-ремонтного персонала)</w:t>
-      </w:r>
-      <w:r>
-        <w:rPr>
-          <w:rFonts w:ascii="Times New Roman" w:hAnsi="Times New Roman" w:cs="Times New Roman"/>
-        </w:rPr>
-        <w:t>:</w:t>
-      </w:r>
-      <w:r>
-        <w:rPr>
-          <w:rFonts w:ascii="Times New Roman" w:hAnsi="Times New Roman" w:cs="Times New Roman"/>
-        </w:rPr>
-        <w:t xml:space="preserve"> </w:t>
-      </w:r>
-      <w:r>
-        <w:rPr>
-          <w:rFonts w:ascii="Times New Roman" w:hAnsi="Times New Roman" w:cs="Times New Roman"/>
-        </w:rPr>
-        <w:t>{</w:t>
-      </w:r>
-      <w:proofErr w:type="spellStart"/>
       <w:r>
         <w:rPr>
           <w:rFonts w:ascii="Times New Roman" w:hAnsi="Times New Roman" w:cs="Times New Roman"/>
         </w:rPr>
         <w:t>Прод_Дублир</w:t>
       </w:r>
-      <w:proofErr w:type="spellEnd"/>
       <w:r>
         <w:rPr>
           <w:rFonts w:ascii="Times New Roman" w:hAnsi="Times New Roman" w:cs="Times New Roman"/>
@@ -1411,27 +1130,13 @@
         <w:rPr>
           <w:rFonts w:ascii="Times New Roman" w:hAnsi="Times New Roman" w:cs="Times New Roman"/>
         </w:rPr>
-        <w:t xml:space="preserve">допущен в </w:t>
-      </w:r>
-      <w:proofErr w:type="gramStart"/>
-      <w:r>
-        <w:rPr>
-          <w:rFonts w:ascii="Times New Roman" w:hAnsi="Times New Roman" w:cs="Times New Roman"/>
-        </w:rPr>
-        <w:t xml:space="preserve">качестве </w:t>
-      </w:r>
-      <w:r>
-        <w:rPr>
-          <w:rFonts w:ascii="Times New Roman" w:hAnsi="Times New Roman" w:cs="Times New Roman"/>
-        </w:rPr>
-        <w:t>:</w:t>
-      </w:r>
-      <w:proofErr w:type="gramEnd"/>
-      <w:r>
-        <w:rPr>
-          <w:rFonts w:ascii="Times New Roman" w:hAnsi="Times New Roman" w:cs="Times New Roman"/>
-        </w:rPr>
-        <w:t xml:space="preserve"> </w:t>
+        <w:t xml:space="preserve">допущен в качестве </w:t>
+      </w:r>
+      <w:r>
+        <w:rPr>
+          <w:rFonts w:ascii="Times New Roman" w:hAnsi="Times New Roman" w:cs="Times New Roman"/>
+        </w:rPr>
+        <w:t xml:space="preserve">: </w:t>
       </w:r>
       <w:r>
         <w:rPr>
@@ -1474,23 +1179,7 @@
           <w:rFonts w:ascii="Times New Roman" w:hAnsi="Times New Roman" w:cs="Times New Roman"/>
           <w:u w:val="single"/>
         </w:rPr>
-        <w:t>{</w:t>
-      </w:r>
-      <w:proofErr w:type="spellStart"/>
-      <w:r>
-        <w:rPr>
-          <w:rFonts w:ascii="Times New Roman" w:hAnsi="Times New Roman" w:cs="Times New Roman"/>
-          <w:u w:val="single"/>
-        </w:rPr>
-        <w:t>категория_ЭУ</w:t>
-      </w:r>
-      <w:proofErr w:type="spellEnd"/>
-      <w:r>
-        <w:rPr>
-          <w:rFonts w:ascii="Times New Roman" w:hAnsi="Times New Roman" w:cs="Times New Roman"/>
-          <w:u w:val="single"/>
-        </w:rPr>
-        <w:t>}</w:t>
+        <w:t>{категория_ЭУ}</w:t>
       </w:r>
     </w:p>
     <w:p>
@@ -1524,23 +1213,7 @@
           <w:rFonts w:ascii="Times New Roman" w:hAnsi="Times New Roman" w:cs="Times New Roman"/>
           <w:u w:val="single"/>
         </w:rPr>
-        <w:t>{</w:t>
-      </w:r>
-      <w:proofErr w:type="spellStart"/>
-      <w:r>
-        <w:rPr>
-          <w:rFonts w:ascii="Times New Roman" w:hAnsi="Times New Roman" w:cs="Times New Roman"/>
-          <w:u w:val="single"/>
-        </w:rPr>
-        <w:t>След_Дата</w:t>
-      </w:r>
-      <w:proofErr w:type="spellEnd"/>
-      <w:r>
-        <w:rPr>
-          <w:rFonts w:ascii="Times New Roman" w:hAnsi="Times New Roman" w:cs="Times New Roman"/>
-          <w:u w:val="single"/>
-        </w:rPr>
-        <w:t>}</w:t>
+        <w:t>{След_Дата}</w:t>
       </w:r>
     </w:p>
     <w:p>
@@ -1634,7 +1307,6 @@
         <w:rPr>
           <w:rFonts w:ascii="Times New Roman" w:hAnsi="Times New Roman" w:cs="Times New Roman"/>
           <w:u w:val="single"/>
-          <w:lang w:val="en-US"/>
         </w:rPr>
         <w:t>{</w:t>
       </w:r>
@@ -1649,10 +1321,107 @@
         <w:rPr>
           <w:rFonts w:ascii="Times New Roman" w:hAnsi="Times New Roman" w:cs="Times New Roman"/>
           <w:u w:val="single"/>
-          <w:lang w:val="en-US"/>
         </w:rPr>
         <w:t>}</w:t>
       </w:r>
+    </w:p>
+    <w:p>
+      <w:pPr>
+        <w:spacing w:after="0" w:line="240" w:lineRule="auto"/>
+        <w:contextualSpacing/>
+        <w:rPr>
+          <w:rFonts w:ascii="Times New Roman" w:hAnsi="Times New Roman" w:cs="Times New Roman"/>
+          <w:u w:val="single"/>
+        </w:rPr>
+      </w:pPr>
+      <w:r>
+        <w:rPr>
+          <w:rFonts w:ascii="Times New Roman" w:hAnsi="Times New Roman" w:cs="Times New Roman"/>
+        </w:rPr>
+        <w:t>__________________________________________</w:t>
+      </w:r>
+      <w:r>
+        <w:rPr>
+          <w:rFonts w:ascii="Times New Roman" w:hAnsi="Times New Roman" w:cs="Times New Roman"/>
+          <w:u w:val="single"/>
+        </w:rPr>
+        <w:t>{</w:t>
+      </w:r>
+      <w:r>
+        <w:rPr>
+          <w:rFonts w:ascii="Times New Roman" w:hAnsi="Times New Roman" w:cs="Times New Roman"/>
+          <w:u w:val="single"/>
+        </w:rPr>
+        <w:t>ЧК_</w:t>
+      </w:r>
+      <w:r>
+        <w:rPr>
+          <w:rFonts w:ascii="Times New Roman" w:hAnsi="Times New Roman" w:cs="Times New Roman"/>
+          <w:u w:val="single"/>
+        </w:rPr>
+        <w:t>2</w:t>
+      </w:r>
+      <w:r>
+        <w:rPr>
+          <w:rFonts w:ascii="Times New Roman" w:hAnsi="Times New Roman" w:cs="Times New Roman"/>
+          <w:u w:val="single"/>
+        </w:rPr>
+        <w:t>}</w:t>
+      </w:r>
+    </w:p>
+    <w:p>
+      <w:pPr>
+        <w:spacing w:after="0" w:line="240" w:lineRule="auto"/>
+        <w:contextualSpacing/>
+        <w:rPr>
+          <w:rFonts w:ascii="Times New Roman" w:hAnsi="Times New Roman" w:cs="Times New Roman"/>
+          <w:u w:val="single"/>
+        </w:rPr>
+      </w:pPr>
+      <w:r>
+        <w:rPr>
+          <w:rFonts w:ascii="Times New Roman" w:hAnsi="Times New Roman" w:cs="Times New Roman"/>
+        </w:rPr>
+        <w:t>__________________________________________</w:t>
+      </w:r>
+      <w:r>
+        <w:rPr>
+          <w:rFonts w:ascii="Times New Roman" w:hAnsi="Times New Roman" w:cs="Times New Roman"/>
+          <w:u w:val="single"/>
+        </w:rPr>
+        <w:t>{</w:t>
+      </w:r>
+      <w:r>
+        <w:rPr>
+          <w:rFonts w:ascii="Times New Roman" w:hAnsi="Times New Roman" w:cs="Times New Roman"/>
+          <w:u w:val="single"/>
+        </w:rPr>
+        <w:t>ЧК_</w:t>
+      </w:r>
+      <w:r>
+        <w:rPr>
+          <w:rFonts w:ascii="Times New Roman" w:hAnsi="Times New Roman" w:cs="Times New Roman"/>
+          <w:u w:val="single"/>
+        </w:rPr>
+        <w:t>3</w:t>
+      </w:r>
+      <w:r>
+        <w:rPr>
+          <w:rFonts w:ascii="Times New Roman" w:hAnsi="Times New Roman" w:cs="Times New Roman"/>
+          <w:u w:val="single"/>
+        </w:rPr>
+        <w:t>}</w:t>
+      </w:r>
+    </w:p>
+    <w:p>
+      <w:pPr>
+        <w:spacing w:after="0" w:line="240" w:lineRule="auto"/>
+        <w:contextualSpacing/>
+        <w:rPr>
+          <w:rFonts w:ascii="Times New Roman" w:hAnsi="Times New Roman" w:cs="Times New Roman"/>
+          <w:u w:val="single"/>
+        </w:rPr>
+      </w:pPr>
     </w:p>
     <w:p>
       <w:pPr>
@@ -1751,7 +1520,7 @@
         <w:rPr>
           <w:rFonts w:ascii="Times New Roman" w:hAnsi="Times New Roman" w:cs="Times New Roman"/>
         </w:rPr>
-        <w:t>С заключением комиссии ознакомлен __________________</w:t>
+        <w:t>С заключением комиссии ознакомлен ___________</w:t>
       </w:r>
       <w:r>
         <w:rPr>
@@ -2403,6 +2172,7 @@
   <w:style w:type="character" w:default="1" w:styleId="a0">
     <w:name w:val="Default Paragraph Font"/>
     <w:uiPriority w:val="1"/>
+    <w:semiHidden/>
     <w:unhideWhenUsed/>
   </w:style>
   <w:style w:type="table" w:default="1" w:styleId="a1">
